--- a/cv-stephen-casse-fr.docx
+++ b/cv-stephen-casse-fr.docx
@@ -897,6 +897,61 @@
           <w:sz w:val="18"/>
           <w:szCs w:val="18"/>
         </w:rPr>
+        <w:t xml:space="preserve">Un terminal, une source de vérité</w:t>
+      </w:r>
+      <w:r>
+        <w:rPr>
+          <w:rFonts w:ascii="Calibri" w:hAnsi="Calibri" w:cs="Calibri"/>
+          <w:color w:val="484550"/>
+          <w:sz w:val="18"/>
+          <w:szCs w:val="18"/>
+        </w:rPr>
+        <w:t xml:space="preserve"> : deux cents personnes, DSI et production, ouvraient chaque jour des sessions SSH et RDP sur plus de 1 600 serveurs sans aucun standard — chacun tenait son carnet de connexions, hérité d'exports périmés, à corriger à chaque VM créée ou décommissionnée. J'ai remplacé la saisie par la génération : un rôle Ansible interroge la CMDB trois fois par jour, filtre selon les habilitations de chaque équipe, enrichit chaque hôte de sa chaîne de connexion par le bastion CyberArk et publie un dossier dynamique Royal TS qui se recharge seul. Plus une connexion tenue à la main, </w:t>
+      </w:r>
+      <w:r>
+        <w:rPr>
+          <w:rFonts w:ascii="Calibri" w:hAnsi="Calibri" w:cs="Calibri"/>
+          <w:b/>
+          <w:bCs/>
+          <w:color w:val="484550"/>
+          <w:sz w:val="18"/>
+          <w:szCs w:val="18"/>
+        </w:rPr>
+        <w:t xml:space="preserve">1 700 serveurs traités en 18 secondes</w:t>
+      </w:r>
+      <w:r>
+        <w:rPr>
+          <w:rFonts w:ascii="Calibri" w:hAnsi="Calibri" w:cs="Calibri"/>
+          <w:color w:val="484550"/>
+          <w:sz w:val="18"/>
+          <w:szCs w:val="18"/>
+        </w:rPr>
+        <w:t xml:space="preserve">, un arrivant opérationnel le premier jour. Présenté en CODIR, approuvé, en usage quotidien.</w:t>
+      </w:r>
+    </w:p>
+    <w:p>
+      <w:pPr>
+        <w:spacing w:before="0" w:after="24" w:line="232" w:lineRule="auto"/>
+        <w:ind w:left="227" w:hanging="142"/>
+      </w:pPr>
+      <w:r>
+        <w:rPr>
+          <w:rFonts w:ascii="Calibri" w:hAnsi="Calibri" w:cs="Calibri"/>
+          <w:color w:val="6866A7"/>
+          <w:sz w:val="19"/>
+          <w:szCs w:val="19"/>
+        </w:rPr>
+        <w:t xml:space="preserve">• </w:t>
+      </w:r>
+      <w:r>
+        <w:rPr>
+          <w:rFonts w:ascii="Calibri" w:hAnsi="Calibri" w:cs="Calibri"/>
+          <w:b/>
+          <w:bCs/>
+          <w:color w:val="484550"/>
+          <w:sz w:val="18"/>
+          <w:szCs w:val="18"/>
+        </w:rPr>
         <w:t xml:space="preserve">Les logs aux développeurs, sans leur donner la production</w:t>
       </w:r>
       <w:r>
@@ -1667,7 +1722,7 @@
                 <w:sz w:val="15"/>
                 <w:szCs w:val="15"/>
               </w:rPr>
-              <w:t xml:space="preserve">SSL/TLS · OpenSSL · keystores JKS · Venafi · LDAP · Infisical · Authentik · durcissement Linux</w:t>
+              <w:t xml:space="preserve">SSL/TLS · OpenSSL · keystores JKS · Venafi · CyberArk (PSM/PSMP) · LDAP · Infisical · Authentik · durcissement Linux</w:t>
             </w:r>
           </w:p>
         </w:tc>
